--- a/02 CS Standards/CS-007 Wet Layup & Vacuum Bagging.docx
+++ b/02 CS Standards/CS-007 Wet Layup & Vacuum Bagging.docx
@@ -771,7 +771,7 @@
                 <w:rFonts w:ascii="Courier New" w:hAnsi="Courier New"/>
                 <w:sz w:val="19"/>
               </w:rPr>
-              <w:t>04 Datasheets/WEST_SYSTEM_105_Epoxy_Resin_with_206_Slow_Hardener.pdf</w:t>
+              <w:t>03 Datasheets/WEST_SYSTEM_105_Epoxy_Resin_with_206_Slow_Hardener.pdf</w:t>
             </w:r>
           </w:p>
         </w:tc>
@@ -813,7 +813,7 @@
                 <w:rFonts w:ascii="Courier New" w:hAnsi="Courier New"/>
                 <w:sz w:val="19"/>
               </w:rPr>
-              <w:t>04 Datasheets/WestSystems-105-205-Epoxy-Resin.pdf</w:t>
+              <w:t>03 Datasheets/WestSystems-105-205-Epoxy-Resin.pdf</w:t>
             </w:r>
           </w:p>
         </w:tc>
@@ -855,7 +855,7 @@
                 <w:rFonts w:ascii="Courier New" w:hAnsi="Courier New"/>
                 <w:sz w:val="19"/>
               </w:rPr>
-              <w:t>04 Datasheets/</w:t>
+              <w:t>03 Datasheets/</w:t>
             </w:r>
           </w:p>
         </w:tc>

--- a/02 CS Standards/CS-007 Wet Layup & Vacuum Bagging.docx
+++ b/02 CS Standards/CS-007 Wet Layup & Vacuum Bagging.docx
@@ -119,7 +119,7 @@
               <w:rPr>
                 <w:sz w:val="19"/>
               </w:rPr>
-              <w:t>C</w:t>
+              <w:t>D</w:t>
             </w:r>
           </w:p>
         </w:tc>
@@ -148,7 +148,7 @@
               <w:rPr>
                 <w:sz w:val="19"/>
               </w:rPr>
-              <w:t>Draft, pending Lead signature (photos to add at first SN6 use)</w:t>
+              <w:t>Draft, pending Lead signature</w:t>
             </w:r>
           </w:p>
         </w:tc>
@@ -177,7 +177,7 @@
               <w:rPr>
                 <w:sz w:val="19"/>
               </w:rPr>
-              <w:t>2026-08-28</w:t>
+              <w:t>2026-10-10</w:t>
             </w:r>
           </w:p>
         </w:tc>
@@ -355,7 +355,14 @@
           <w:tcPr>
             <w:tcW w:type="dxa" w:w="3216"/>
           </w:tcPr>
-          <w:p/>
+          <w:p>
+            <w:r>
+              <w:rPr>
+                <w:sz w:val="19"/>
+              </w:rPr>
+              <w:t>2026-10-10</w:t>
+            </w:r>
+          </w:p>
         </w:tc>
       </w:tr>
       <w:tr>
@@ -636,6 +643,60 @@
           </w:p>
         </w:tc>
       </w:tr>
+      <w:tr>
+        <w:tc>
+          <w:tcPr>
+            <w:tcW w:type="dxa" w:w="2412"/>
+          </w:tcPr>
+          <w:p>
+            <w:r>
+              <w:rPr>
+                <w:sz w:val="19"/>
+              </w:rPr>
+              <w:t>D</w:t>
+            </w:r>
+          </w:p>
+        </w:tc>
+        <w:tc>
+          <w:tcPr>
+            <w:tcW w:type="dxa" w:w="2412"/>
+          </w:tcPr>
+          <w:p>
+            <w:r>
+              <w:rPr>
+                <w:sz w:val="19"/>
+              </w:rPr>
+              <w:t>2026-10-10</w:t>
+            </w:r>
+          </w:p>
+        </w:tc>
+        <w:tc>
+          <w:tcPr>
+            <w:tcW w:type="dxa" w:w="2412"/>
+          </w:tcPr>
+          <w:p>
+            <w:r>
+              <w:rPr>
+                <w:sz w:val="19"/>
+              </w:rPr>
+              <w:t>Claude (doc overhaul, requested by Simon Starbuck)</w:t>
+            </w:r>
+          </w:p>
+        </w:tc>
+        <w:tc>
+          <w:tcPr>
+            <w:tcW w:type="dxa" w:w="2412"/>
+          </w:tcPr>
+          <w:p>
+            <w:r>
+              <w:rPr>
+                <w:sz w:val="19"/>
+              </w:rPr>
+              <w:t>R1 is now the Gougeon (US) 105/206 TDS the numbers came from, not the UK sheet. West 209 added to scope, materials and mixing (3:1 pumps, 3.68:1 by weight). §6 quotes the West SDSs now on file. New shall in §7.1 step 4 (hardener minimum temperature) and new may in §7.4 step 4 (release film, mylar or caul plate where the WO says). Each ply is checked against the run's stack instead of ticked. App steps named: drop-test readings in the "Wet layup and bag" note, the cure buy-off and hold in §7.6, the Foam wrapped steps in §7.7. Honeycomb cores in scope for the skins. Status drops the photos note: SN6 wet layups have run. The lead-added drop-test should (R-007-04) is withdrawn until the cure hold looks back past a blocker (R-007-13); §7.5 states the app limit as a plain paragraph. Fact-check: §6 adds H302 and H312 from the West SDSs and safety glasses from their §8; team numbers labelled as team rules; the valve reopened after the drop test (new §7.5 step 4), with the gauge on the bag side; the mold record updated at demould (new §7.6 step 4); the buy-off is a sub-list under step 1. Register R-007-01..13 (04 in part).</w:t>
+            </w:r>
+          </w:p>
+        </w:tc>
+      </w:tr>
     </w:tbl>
     <w:p/>
     <w:p>
@@ -661,7 +722,12 @@
     </w:p>
     <w:p>
       <w:r>
-        <w:t>Hand lamination with West System 105, vacuum-bagged, on molds (CS-004-prepped), flat plates, and foam cores (foam-wrapped wing elements). Infusion: CS-006.</w:t>
+        <w:t>Hand lamination with West System 105 (with 206, 205 or 209 hardener), vacuum-bagged, on molds (CS-004-prepped), flat plates, and foam cores (foam-wrapped wing elements). Infusion: CS-006.</w:t>
+      </w:r>
+    </w:p>
+    <w:p>
+      <w:r>
+        <w:t>Honeycomb (Nomex) cores and inserts: the skins follow this standard. Core-specific rules (core prep, insert fit, crush limits for honeycomb) are not written yet; cores are a candidate standard in CS-INDEX.</w:t>
       </w:r>
     </w:p>
     <w:p>
@@ -757,7 +823,7 @@
               <w:rPr>
                 <w:sz w:val="19"/>
               </w:rPr>
-              <w:t>West 105/206 TDS (5:1 by volume; pot life 20–25 min @72 °F; thin-film cure 10–15 h)</w:t>
+              <w:t>West 105/206 TDS, Gougeon Brothers (US) (5:1 by volume, 5.36:1 by weight; pot life 20–25 min @72 °F; thin-film cure 10–15 h; minimum 60 °F)</w:t>
             </w:r>
           </w:p>
         </w:tc>
@@ -771,7 +837,7 @@
                 <w:rFonts w:ascii="Courier New" w:hAnsi="Courier New"/>
                 <w:sz w:val="19"/>
               </w:rPr>
-              <w:t>03 Datasheets/WEST_SYSTEM_105_Epoxy_Resin_with_206_Slow_Hardener.pdf</w:t>
+              <w:t>03 Datasheets/west-system_slow-epoxy-hardener_206_tds.pdf</w:t>
             </w:r>
           </w:p>
         </w:tc>
@@ -799,7 +865,7 @@
               <w:rPr>
                 <w:sz w:val="19"/>
               </w:rPr>
-              <w:t>West 105/205 TDS (fast: pot life 9–12 min)</w:t>
+              <w:t>West 105/205 TDS, Gougeon Brothers (US) (fast: pot life 9–12 min @72 °F; minimum 40 °F)</w:t>
             </w:r>
           </w:p>
         </w:tc>
@@ -942,6 +1008,129 @@
           </w:p>
         </w:tc>
       </w:tr>
+      <w:tr>
+        <w:tc>
+          <w:tcPr>
+            <w:tcW w:type="dxa" w:w="3216"/>
+          </w:tcPr>
+          <w:p>
+            <w:r>
+              <w:rPr>
+                <w:sz w:val="19"/>
+              </w:rPr>
+              <w:t>R6</w:t>
+            </w:r>
+          </w:p>
+        </w:tc>
+        <w:tc>
+          <w:tcPr>
+            <w:tcW w:type="dxa" w:w="3216"/>
+          </w:tcPr>
+          <w:p>
+            <w:r>
+              <w:rPr>
+                <w:sz w:val="19"/>
+              </w:rPr>
+              <w:t>West 105/209 TDS, Gougeon Brothers (US) (3:1 by volume, 3.68:1 by weight; pot life 40–50 min @72 °F; thin-film cure 20–24 h; minimum 70 °F)</w:t>
+            </w:r>
+          </w:p>
+        </w:tc>
+        <w:tc>
+          <w:tcPr>
+            <w:tcW w:type="dxa" w:w="3216"/>
+          </w:tcPr>
+          <w:p>
+            <w:r>
+              <w:rPr>
+                <w:rFonts w:ascii="Courier New" w:hAnsi="Courier New"/>
+                <w:sz w:val="19"/>
+              </w:rPr>
+              <w:t>03 Datasheets/105-209-Epoxy-Resin-1.pdf</w:t>
+            </w:r>
+          </w:p>
+        </w:tc>
+      </w:tr>
+      <w:tr>
+        <w:tc>
+          <w:tcPr>
+            <w:tcW w:type="dxa" w:w="3216"/>
+          </w:tcPr>
+          <w:p>
+            <w:r>
+              <w:rPr>
+                <w:sz w:val="19"/>
+              </w:rPr>
+              <w:t>R7</w:t>
+            </w:r>
+          </w:p>
+        </w:tc>
+        <w:tc>
+          <w:tcPr>
+            <w:tcW w:type="dxa" w:w="3216"/>
+          </w:tcPr>
+          <w:p>
+            <w:r>
+              <w:rPr>
+                <w:sz w:val="19"/>
+              </w:rPr>
+              <w:t>West System SDSs: 105 resin, 205 fast, 206 slow and 209 extra slow hardeners</w:t>
+            </w:r>
+          </w:p>
+        </w:tc>
+        <w:tc>
+          <w:tcPr>
+            <w:tcW w:type="dxa" w:w="3216"/>
+          </w:tcPr>
+          <w:p>
+            <w:r>
+              <w:rPr>
+                <w:rFonts w:ascii="Courier New" w:hAnsi="Courier New"/>
+                <w:sz w:val="19"/>
+              </w:rPr>
+              <w:t>03 Datasheets/WEST-SDS-105-Epoxy-Resin.pdf</w:t>
+            </w:r>
+            <w:r>
+              <w:rPr>
+                <w:sz w:val="19"/>
+              </w:rPr>
+              <w:t xml:space="preserve">, </w:t>
+            </w:r>
+            <w:r>
+              <w:rPr>
+                <w:rFonts w:ascii="Courier New" w:hAnsi="Courier New"/>
+                <w:sz w:val="19"/>
+              </w:rPr>
+              <w:t>03 Datasheets/WEST-SDS-205-Fast-Hardener.pdf</w:t>
+            </w:r>
+            <w:r>
+              <w:rPr>
+                <w:sz w:val="19"/>
+              </w:rPr>
+              <w:t xml:space="preserve">, </w:t>
+            </w:r>
+            <w:r>
+              <w:rPr>
+                <w:rFonts w:ascii="Courier New" w:hAnsi="Courier New"/>
+                <w:sz w:val="19"/>
+              </w:rPr>
+              <w:t>03 Datasheets/WEST-SDS-206-Slow-Hardener.pdf</w:t>
+            </w:r>
+            <w:r>
+              <w:rPr>
+                <w:sz w:val="19"/>
+              </w:rPr>
+              <w:t xml:space="preserve">, </w:t>
+            </w:r>
+            <w:r>
+              <w:rPr>
+                <w:rFonts w:ascii="Courier New" w:hAnsi="Courier New"/>
+                <w:sz w:val="19"/>
+              </w:rPr>
+              <w:t>03 Datasheets/WEST-SDS-209-Extra-Slow-Hardener.pdf</w:t>
+            </w:r>
+          </w:p>
+        </w:tc>
+      </w:tr>
     </w:tbl>
     <w:p/>
     <w:p>
@@ -1027,7 +1216,7 @@
     </w:p>
     <w:p>
       <w:r>
-        <w:t>West 105 + 206 (default) or 205 (small parts), calibrated pumps (5:1 by volume, R1) or scale (weight ratios in R1: 5.36:1 for 206), brushes/rollers/squeegees, peel ply, breather, VB160, tacky tape, vacuum pump + trap + gauge.</w:t>
+        <w:t>West 105 + 206 (default), 205 (small parts) or 209 (hot days and large layups; needs the shop at 70 °F / 21 °C or warmer, R6), calibrated pumps (5:1 by volume for 206 and 205, R1, R2; 3:1 by volume for 209, a different pump head, R6) or scale (weight ratios: 5.36:1 for 206, R1; 5.19:1 for 205, R2; 3.68:1 for 209, R6), brushes/rollers/squeegees, peel ply, breather, VB160, tacky tape, vacuum pump + trap + gauge, and a shut-off valve between trap and pump with the gauge on the trap or bag side of it, never on the pump (CS-006 §5).</w:t>
       </w:r>
     </w:p>
     <w:p>
@@ -1040,7 +1229,12 @@
     </w:p>
     <w:p>
       <w:r>
-        <w:t>Per West SDS + team rules: nitrile gloves (sensitizer; same warning as CS-004 §6), ventilation, no solvent on skin; exotherm rules per CS-008 (105/205 in a pot gets hot fast). Respirator with A-filter for large overhead/enclosed laminating.</w:t>
+        <w:t>The West SDSs (R7) classify the hardeners as worse than the resin. 205, 206 and 209 are each harmful if swallowed (H302), cause severe skin burns and eye damage (H314, H318) and may cause an allergic skin reaction (H317); 205 is also harmful in contact with skin (H312); 206 and 209 may also irritate the lungs (H335), 205 and 209 may damage organs through repeated exposure (H373), and 205 is suspected of causing genetic defects (H341). 105 resin irritates skin and eyes (H315, H319) and may cause an allergic skin reaction (H317). Treat 105 and its hardeners as CS-008 §6 says for every resin system.</w:t>
+      </w:r>
+    </w:p>
+    <w:p>
+      <w:r>
+        <w:t>Team rules: nitrile gloves (sensitizer; same warning as CS-004 §6), safety glasses with side shields whenever resin or hardener is open (R7 §8; CS-008 §6), ventilation, no solvent on skin; exotherm rules per CS-008 (105/205 in a pot gets hot fast). Respirator with A-filter for large overhead/enclosed laminating.</w:t>
       </w:r>
     </w:p>
     <w:p>
@@ -1085,6 +1279,14 @@
     </w:p>
     <w:p>
       <w:pPr>
+        <w:pStyle w:val="ListNumber"/>
+      </w:pPr>
+      <w:r>
+        <w:t>Check the shop temperature against the hardener's minimum before mixing: 206 needs 60 °F (16 °C), 205 needs 40 °F (4 °C), 209 needs 70 °F (21 °C) (datasheet minimums, R1, R2, R6). Below it, pick a hardener whose minimum the shop meets, or wait.</w:t>
+      </w:r>
+    </w:p>
+    <w:p>
+      <w:pPr>
         <w:pStyle w:val="Heading3"/>
       </w:pPr>
       <w:r>
@@ -1105,7 +1307,7 @@
         <w:t>dry fiber mass × 0.9</w:t>
       </w:r>
       <w:r>
-        <w:t xml:space="preserve">. That is deliberately more than the 60:40 cured target implies: the squeegee and the breather take the excess out, and the </w:t>
+        <w:t xml:space="preserve"> (team factor). That is deliberately more than the 60:40 cured target implies: the squeegee and the breather take the excess out, and the </w:t>
       </w:r>
       <w:r>
         <w:rPr>
@@ -1131,7 +1333,7 @@
         <w:t>5:1 by volume, one FULL stroke of each pump per shot, never partial strokes</w:t>
       </w:r>
       <w:r>
-        <w:t xml:space="preserve"> (R1). By scale: 5.36:1 for 206, 5.19:1 for 205 (CS-008 §5).</w:t>
+        <w:t xml:space="preserve"> (R1). By scale: 5.36:1 for 206, 5.19:1 for 205 (CS-008 §5). 209 uses the 3:1 pumps, not the 5:1 pumps: check the pump head before the first stroke. By scale, 209 is 3.68:1 (R6).</w:t>
       </w:r>
     </w:p>
     <w:p>
@@ -1148,7 +1350,7 @@
         <w:t>20–25 min per 100 g pot</w:t>
       </w:r>
       <w:r>
-        <w:t xml:space="preserve"> (R1). 205 halves that (R2). Bigger jobs mix several small pots rather than one large one; a pot that warms is a pot that is about to gel (CS-008 §6).</w:t>
+        <w:t xml:space="preserve"> (R1). 205: 9–12 min per 100 g at 72 °F (R2). 209: 40–50 min per 100 g at 72 °F (R6). Bigger jobs mix several small pots rather than one large one; a pot that warms is a pot that is about to gel (CS-008 §6).</w:t>
       </w:r>
     </w:p>
     <w:p>
@@ -1181,7 +1383,7 @@
         <w:pStyle w:val="ListNumber"/>
       </w:pPr>
       <w:r>
-        <w:t>Tick each ply as laid on the WO; note any substitution or extra ply (CS-002 §7.4).</w:t>
+        <w:t>Check each ply against the run's stack (Stack &amp; BOM) as it goes on. Edit any change, a substitution or an extra ply, into the run's stack and write the reason in that ply's Notes (CS-002 §7.4). A pen tick on a printed traveler is allowed as well.</w:t>
       </w:r>
     </w:p>
     <w:tbl>
@@ -1252,12 +1454,20 @@
     </w:p>
     <w:p>
       <w:pPr>
+        <w:pStyle w:val="ListNumber"/>
+      </w:pPr>
+      <w:r>
+        <w:t>Where the WO says so, you may replace the peel ply with a release film (A4000R) or a mylar sheet, or add a caul plate over the peel ply. These are still under test (2026-09). Write which one you used in the WO and photograph the finished surface.</w:t>
+      </w:r>
+    </w:p>
+    <w:p>
+      <w:pPr>
         <w:jc w:val="center"/>
       </w:pPr>
       <w:r>
         <w:drawing>
           <wp:inline xmlns:a="http://schemas.openxmlformats.org/drawingml/2006/main" xmlns:pic="http://schemas.openxmlformats.org/drawingml/2006/picture">
-            <wp:extent cx="5669280" cy="2319251"/>
+            <wp:extent cx="5669280" cy="5022982"/>
             <wp:docPr id="1" name="Picture 1"/>
             <wp:cNvGraphicFramePr>
               <a:graphicFrameLocks noChangeAspect="1"/>
@@ -1266,7 +1476,7 @@
               <a:graphicData uri="http://schemas.openxmlformats.org/drawingml/2006/picture">
                 <pic:pic>
                   <pic:nvPicPr>
-                    <pic:cNvPr id="0" name="cs007-bag-stack.png"/>
+                    <pic:cNvPr id="0" name="cs007-bag-stack.v2.png"/>
                     <pic:cNvPicPr/>
                   </pic:nvPicPr>
                   <pic:blipFill>
@@ -1278,7 +1488,7 @@
                   <pic:spPr>
                     <a:xfrm>
                       <a:off x="0" y="0"/>
-                      <a:ext cx="5669280" cy="2319251"/>
+                      <a:ext cx="5669280" cy="5022982"/>
                     </a:xfrm>
                     <a:prstGeom prst="rect"/>
                   </pic:spPr>
@@ -1325,7 +1535,7 @@
         <w:t>≥25 inHg</w:t>
       </w:r>
       <w:r>
-        <w:t>.</w:t>
+        <w:t xml:space="preserve"> (team acceptance criterion).</w:t>
       </w:r>
     </w:p>
     <w:p>
@@ -1342,7 +1552,7 @@
         <w:t>≤2 inHg over 10 minutes</w:t>
       </w:r>
       <w:r>
-        <w:t>. Record start and end readings on the WO. Leak hunting per CS-006 §7.7.</w:t>
+        <w:t xml:space="preserve"> (team acceptance criterion). The gauge must be on the bag side of the closed valve (CS-006 §5). Write the start and end readings in the note on the "Wet layup and bag" step ("Wet layup over core" on a Foam wrapped run). Leak hunting per CS-006 §7.7.</w:t>
       </w:r>
     </w:p>
     <w:p>
@@ -1351,6 +1561,19 @@
       </w:pPr>
       <w:r>
         <w:t>On light foam cores, watch for vacuum crush: if the core dents, reduce vacuum and record the level that held on the WO, per part, so the next build starts from a number.</w:t>
+      </w:r>
+    </w:p>
+    <w:p>
+      <w:pPr>
+        <w:pStyle w:val="ListNumber"/>
+      </w:pPr>
+      <w:r>
+        <w:t>After the drop test passes, open the valve again and check the gauge climbs back to 25 inHg before you walk away. A valve left shut bleeds the bag down overnight.</w:t>
+      </w:r>
+    </w:p>
+    <w:p>
+      <w:r>
+        <w:t>The Mold wet lay and Foam wrapped techniques have no drop-test step, so the app does not block on this test. The cure hold reads only the step directly before it, so a drop-test step placed between "Wet layup and bag" and "Cure and demould" (or "Cure") would switch the hold off. Until the app changes, the drop test is recorded in the "Wet layup and bag" note.</w:t>
       </w:r>
     </w:p>
     <w:tbl>
@@ -1409,7 +1632,39 @@
         <w:t>10–15 h at 72 °F</w:t>
       </w:r>
       <w:r>
-        <w:t xml:space="preserve"> (R1); a cold shop runs longer.</w:t>
+        <w:t xml:space="preserve"> (R1); a cold shop runs longer. Before you leave, record the buy-off:</w:t>
+      </w:r>
+    </w:p>
+    <w:p>
+      <w:pPr>
+        <w:pStyle w:val="ListBullet"/>
+      </w:pPr>
+      <w:r>
+        <w:t>Sign "Wet layup and bag" ("Wet layup over core" on a Foam wrapped run); signing needs Wet layup training in the app.</w:t>
+      </w:r>
+    </w:p>
+    <w:p>
+      <w:pPr>
+        <w:pStyle w:val="ListBullet"/>
+      </w:pPr>
+      <w:r>
+        <w:t>Under "Resin mixed", pick West 105 + 206 slow, West 105 + 205 fast or West 105 + 209 extra slow, whichever you mixed.</w:t>
+      </w:r>
+    </w:p>
+    <w:p>
+      <w:pPr>
+        <w:pStyle w:val="ListBullet"/>
+      </w:pPr>
+      <w:r>
+        <w:t>Set "Finished on" and "at" to when you finished bagging.</w:t>
+      </w:r>
+    </w:p>
+    <w:p>
+      <w:pPr>
+        <w:pStyle w:val="ListBullet"/>
+      </w:pPr>
+      <w:r>
+        <w:t>Fill in "Shop temperature, °C (optional)". That starts the FEB hold.</w:t>
       </w:r>
     </w:p>
     <w:p>
@@ -1417,16 +1672,23 @@
         <w:pStyle w:val="ListNumber"/>
       </w:pPr>
       <w:r>
-        <w:t xml:space="preserve">Demold no earlier than the </w:t>
+        <w:t>Demold no earlier than the FEB hold: 24 h for 206 and 205, 36 h for 209 (team holds, CS-008 §5; the datasheet thin-film cure is 10–15 h, 6–8 h and 20–24 h at 72 °F, R1, R2, R6). "Cure and demould" ("Cure" on Foam wrapped) stays locked until the hold is up. Only a lead can sign it early, and the app makes them write why.</w:t>
       </w:r>
+    </w:p>
+    <w:p>
+      <w:pPr>
+        <w:pStyle w:val="ListNumber"/>
+      </w:pPr>
       <w:r>
-        <w:rPr>
-          <w:b/>
-        </w:rPr>
-        <w:t>FEB hold</w:t>
+        <w:t>Record times and masses on the WO; label the part per CS-001; hand to CS-009 for trim.</w:t>
       </w:r>
+    </w:p>
+    <w:p>
+      <w:pPr>
+        <w:pStyle w:val="ListNumber"/>
+      </w:pPr>
       <w:r>
-        <w:t xml:space="preserve"> for the system (CS-008 §5; the WO enforces it). Record times and masses on the WO; label the part per CS-001; hand to CS-009 for trim.</w:t>
+        <w:t>On the Molds tab, open the mold, add 1 to Parts pulled and set Stage back to Sealed: the PVA came off with the part (CS-004 R3). It goes back to Ready for layup only after the next release (CS-004 §7.4 step 4, then §7.5 step 5). Not for a foam core or a plate.</w:t>
       </w:r>
     </w:p>
     <w:p>
@@ -1440,6 +1702,11 @@
     <w:p>
       <w:r>
         <w:t>The same flow over a shaped foam core instead of a mold: wet plies wrap the core, then peel ply, breather, bag. The §7.5 crush rule is the one that bites here; everything else is unchanged.</w:t>
+      </w:r>
+    </w:p>
+    <w:p>
+      <w:r>
+        <w:t>In the app this is the Foam wrapped technique. Its steps are "Stack frozen", "Shape foam core" (needs Foam core training), "Wet layup over core" (needs Wet layup training; signing it starts the cure hold, §7.6 step 1), "Cure" (the hold) and "Trim and finish".</w:t>
       </w:r>
     </w:p>
     <w:p>
@@ -1578,7 +1845,7 @@
               <w:rPr>
                 <w:sz w:val="19"/>
               </w:rPr>
-              <w:t>WO</w:t>
+              <w:t>Note on "Wet layup and bag" ("Wet layup over core")</w:t>
             </w:r>
           </w:p>
         </w:tc>
@@ -1660,7 +1927,7 @@
               <w:rPr>
                 <w:sz w:val="19"/>
               </w:rPr>
-              <w:t>WO target ±10%</w:t>
+              <w:t>WO target ±10% (team default)</w:t>
             </w:r>
           </w:p>
         </w:tc>
